--- a/resume/output/marco_del_fava_engineering/marco_del_fava_engineering.docx
+++ b/resume/output/marco_del_fava_engineering/marco_del_fava_engineering.docx
@@ -192,13 +192,13 @@
         <w:t xml:space="preserve">Selected Engineering Projects</w:t>
       </w:r>
     </w:p>
-    <w:bookmarkStart w:id="15" w:name="Xbdd2036a93d58a32288f8b195a3418a0ffd58ec"/>
+    <w:bookmarkStart w:id="15" w:name="X5a5958820968a9d71f787fbdf11b6d31fa336dd"/>
     <w:p>
       <w:pPr>
         <w:pStyle w:val="Heading3"/>
       </w:pPr>
       <w:r>
-        <w:t xml:space="preserve">Neural Acquisition and Timing — Implemented</w:t>
+        <w:t xml:space="preserve">Neural Acquisition and Synchronization — Implemented</w:t>
       </w:r>
     </w:p>
     <w:p>
@@ -235,13 +235,13 @@
       </w:r>
     </w:p>
     <w:bookmarkEnd w:id="15"/>
-    <w:bookmarkStart w:id="17" w:name="neural-compression-validation-validated"/>
+    <w:bookmarkStart w:id="17" w:name="Xcb58e953751c2b0c88793817b545011a9a44048"/>
     <w:p>
       <w:pPr>
         <w:pStyle w:val="Heading3"/>
       </w:pPr>
       <w:r>
-        <w:t xml:space="preserve">Neural Compression Validation — Validated</w:t>
+        <w:t xml:space="preserve">Neural Signal Fidelity and Processing Validation — Validated</w:t>
       </w:r>
     </w:p>
     <w:p>
@@ -289,13 +289,13 @@
       </w:hyperlink>
     </w:p>
     <w:bookmarkEnd w:id="17"/>
-    <w:bookmarkStart w:id="20" w:name="X8ded81c5fac33d4b55f58977c87d1b099979214"/>
+    <w:bookmarkStart w:id="20" w:name="Xa9d685c2766ca755b56fd6db9d9a175147eae0b"/>
     <w:p>
       <w:pPr>
         <w:pStyle w:val="Heading3"/>
       </w:pPr>
       <w:r>
-        <w:t xml:space="preserve">Spike Sorting and Neural Processing — Validated</w:t>
+        <w:t xml:space="preserve">Spike Sorting and Waveform Discrimination — Validated</w:t>
       </w:r>
     </w:p>
     <w:p>
@@ -377,7 +377,7 @@
         </w:numPr>
       </w:pPr>
       <w:r>
-        <w:t xml:space="preserve">Analyze human epilepsy microwire recordings using O-Sort and SpikeInterface, with attention to waveform structure and unit curation.</w:t>
+        <w:t xml:space="preserve">Analyze human intracranial single units with O-Sort/SpikeInterface; develop narrative-aligned rasters and peri-stimulus firing-rate workflows.</w:t>
       </w:r>
     </w:p>
     <w:bookmarkEnd w:id="22"/>
@@ -484,7 +484,7 @@
         </w:numPr>
       </w:pPr>
       <w:r>
-        <w:t xml:space="preserve">Managed IT infrastructure, device provisioning, and reporting automation.</w:t>
+        <w:t xml:space="preserve">Administer multi-site networks, routing/VLAN segmentation, Microsoft 365/Exchange Online, and camera/recording systems; troubleshoot infrastructure and support longitudinal service-utilization and housing-outcome research.</w:t>
       </w:r>
     </w:p>
     <w:p>
